--- a/Lesson 5/Screenshots.docx
+++ b/Lesson 5/Screenshots.docx
@@ -282,9 +282,9 @@
           <w:noProof/>
         </w:rPr>
         <w:drawing>
-          <wp:inline distT="0" distB="0" distL="0" distR="0" wp14:anchorId="3313F33D" wp14:editId="52EBAE8C">
-            <wp:extent cx="5200153" cy="4254620"/>
-            <wp:effectExtent l="0" t="0" r="635" b="0"/>
+          <wp:inline distT="0" distB="0" distL="0" distR="0" wp14:anchorId="53B5D515" wp14:editId="04F3D506">
+            <wp:extent cx="5609676" cy="4475748"/>
+            <wp:effectExtent l="0" t="0" r="0" b="1270"/>
             <wp:docPr id="1" name="Рисунок 1"/>
             <wp:cNvGraphicFramePr>
               <a:graphicFrameLocks xmlns:a="http://schemas.openxmlformats.org/drawingml/2006/main" noChangeAspect="1"/>
@@ -305,7 +305,7 @@
                   <pic:spPr>
                     <a:xfrm>
                       <a:off x="0" y="0"/>
-                      <a:ext cx="5228169" cy="4277542"/>
+                      <a:ext cx="5622640" cy="4486092"/>
                     </a:xfrm>
                     <a:prstGeom prst="rect">
                       <a:avLst/>
@@ -332,6 +332,7 @@
           <w:bCs/>
           <w:lang w:val="ru-RU"/>
         </w:rPr>
+        <w:lastRenderedPageBreak/>
         <w:t>Аналитические запросы:</w:t>
       </w:r>
     </w:p>
@@ -346,7 +347,6 @@
         <w:rPr>
           <w:lang w:val="ru-RU"/>
         </w:rPr>
-        <w:lastRenderedPageBreak/>
         <w:tab/>
         <w:t>Проанализировать, какие мероприятия пользуются наибольшей популярностью, а какие нуждаются в дополнительной рекламе</w:t>
       </w:r>
@@ -363,10 +363,10 @@
           <w:noProof/>
         </w:rPr>
         <w:drawing>
-          <wp:inline distT="0" distB="0" distL="0" distR="0" wp14:anchorId="3E4112F1" wp14:editId="618079F8">
-            <wp:extent cx="3476625" cy="933450"/>
+          <wp:inline distT="0" distB="0" distL="0" distR="0" wp14:anchorId="65A370B3" wp14:editId="4A27646F">
+            <wp:extent cx="3457575" cy="1143000"/>
             <wp:effectExtent l="0" t="0" r="9525" b="0"/>
-            <wp:docPr id="2" name="Рисунок 2"/>
+            <wp:docPr id="3" name="Рисунок 3"/>
             <wp:cNvGraphicFramePr>
               <a:graphicFrameLocks xmlns:a="http://schemas.openxmlformats.org/drawingml/2006/main" noChangeAspect="1"/>
             </wp:cNvGraphicFramePr>
@@ -386,7 +386,7 @@
                   <pic:spPr>
                     <a:xfrm>
                       <a:off x="0" y="0"/>
-                      <a:ext cx="3476625" cy="933450"/>
+                      <a:ext cx="3457575" cy="1143000"/>
                     </a:xfrm>
                     <a:prstGeom prst="rect">
                       <a:avLst/>
@@ -481,14 +481,48 @@
       <w:pPr>
         <w:jc w:val="both"/>
         <w:rPr>
-          <w:lang w:val="ru-RU"/>
+          <w:lang w:val="en-US"/>
         </w:rPr>
       </w:pPr>
       <w:r>
         <w:rPr>
-          <w:lang w:val="ru-RU"/>
-        </w:rPr>
-        <w:t>(таблица пустая, но запрос есть в файле)</w:t>
+          <w:noProof/>
+        </w:rPr>
+        <w:drawing>
+          <wp:inline distT="0" distB="0" distL="0" distR="0" wp14:anchorId="7D456F61" wp14:editId="6BCEE32F">
+            <wp:extent cx="3467100" cy="666750"/>
+            <wp:effectExtent l="0" t="0" r="0" b="0"/>
+            <wp:docPr id="6" name="Рисунок 6"/>
+            <wp:cNvGraphicFramePr>
+              <a:graphicFrameLocks xmlns:a="http://schemas.openxmlformats.org/drawingml/2006/main" noChangeAspect="1"/>
+            </wp:cNvGraphicFramePr>
+            <a:graphic xmlns:a="http://schemas.openxmlformats.org/drawingml/2006/main">
+              <a:graphicData uri="http://schemas.openxmlformats.org/drawingml/2006/picture">
+                <pic:pic xmlns:pic="http://schemas.openxmlformats.org/drawingml/2006/picture">
+                  <pic:nvPicPr>
+                    <pic:cNvPr id="1" name=""/>
+                    <pic:cNvPicPr/>
+                  </pic:nvPicPr>
+                  <pic:blipFill>
+                    <a:blip r:embed="rId7"/>
+                    <a:stretch>
+                      <a:fillRect/>
+                    </a:stretch>
+                  </pic:blipFill>
+                  <pic:spPr>
+                    <a:xfrm>
+                      <a:off x="0" y="0"/>
+                      <a:ext cx="3467100" cy="666750"/>
+                    </a:xfrm>
+                    <a:prstGeom prst="rect">
+                      <a:avLst/>
+                    </a:prstGeom>
+                  </pic:spPr>
+                </pic:pic>
+              </a:graphicData>
+            </a:graphic>
+          </wp:inline>
+        </w:drawing>
       </w:r>
     </w:p>
     <w:p>
@@ -533,7 +567,7 @@
                     <pic:cNvPicPr/>
                   </pic:nvPicPr>
                   <pic:blipFill>
-                    <a:blip r:embed="rId7"/>
+                    <a:blip r:embed="rId8"/>
                     <a:stretch>
                       <a:fillRect/>
                     </a:stretch>
